--- a/backend/assets/templates/recognition_application.docx
+++ b/backend/assets/templates/recognition_application.docx
@@ -1,6 +1,6 @@
 
 <file path=word/document.xml><?xml version="1.0" encoding="utf-8"?>
-<w:document xmlns:wpc="http://schemas.microsoft.com/office/word/2010/wordprocessingCanvas" xmlns:mc="http://schemas.openxmlformats.org/markup-compatibility/2006" xmlns:o="urn:schemas-microsoft-com:office:office" xmlns:r="http://schemas.openxmlformats.org/officeDocument/2006/relationships" xmlns:m="http://schemas.openxmlformats.org/officeDocument/2006/math" xmlns:v="urn:schemas-microsoft-com:vml" xmlns:wp14="http://schemas.microsoft.com/office/word/2010/wordprocessingDrawing" xmlns:wp="http://schemas.openxmlformats.org/drawingml/2006/wordprocessingDrawing" xmlns:w="http://schemas.openxmlformats.org/wordprocessingml/2006/main" xmlns:w14="http://schemas.microsoft.com/office/word/2010/wordml" xmlns:w10="urn:schemas-microsoft-com:office:word" xmlns:w15="http://schemas.microsoft.com/office/word/2012/wordml" xmlns:wpg="http://schemas.microsoft.com/office/word/2010/wordprocessingGroup" xmlns:wpi="http://schemas.microsoft.com/office/word/2010/wordprocessingInk" xmlns:wne="http://schemas.microsoft.com/office/word/2006/wordml" xmlns:wps="http://schemas.microsoft.com/office/word/2010/wordprocessingShape" xmlns:wpsCustomData="http://www.wps.cn/officeDocument/2013/wpsCustomData" mc:Ignorable="w14 w15 wp14">
+<w:document xmlns:wpc="http://schemas.microsoft.com/office/word/2010/wordprocessingCanvas" xmlns:cx="http://schemas.microsoft.com/office/drawing/2014/chartex" xmlns:cx1="http://schemas.microsoft.com/office/drawing/2015/9/8/chartex" xmlns:cx2="http://schemas.microsoft.com/office/drawing/2015/10/21/chartex" xmlns:cx3="http://schemas.microsoft.com/office/drawing/2016/5/9/chartex" xmlns:cx4="http://schemas.microsoft.com/office/drawing/2016/5/10/chartex" xmlns:cx5="http://schemas.microsoft.com/office/drawing/2016/5/11/chartex" xmlns:cx6="http://schemas.microsoft.com/office/drawing/2016/5/12/chartex" xmlns:cx7="http://schemas.microsoft.com/office/drawing/2016/5/13/chartex" xmlns:cx8="http://schemas.microsoft.com/office/drawing/2016/5/14/chartex" xmlns:mc="http://schemas.openxmlformats.org/markup-compatibility/2006" xmlns:o="urn:schemas-microsoft-com:office:office" xmlns:r="http://schemas.openxmlformats.org/officeDocument/2006/relationships" xmlns:m="http://schemas.openxmlformats.org/officeDocument/2006/math" xmlns:v="urn:schemas-microsoft-com:vml" xmlns:wp14="http://schemas.microsoft.com/office/word/2010/wordprocessingDrawing" xmlns:wp="http://schemas.openxmlformats.org/drawingml/2006/wordprocessingDrawing" xmlns:w="http://schemas.openxmlformats.org/wordprocessingml/2006/main" xmlns:w14="http://schemas.microsoft.com/office/word/2010/wordml" xmlns:w10="urn:schemas-microsoft-com:office:word" xmlns:w15="http://schemas.microsoft.com/office/word/2012/wordml" xmlns:wpg="http://schemas.microsoft.com/office/word/2010/wordprocessingGroup" xmlns:wpi="http://schemas.microsoft.com/office/word/2010/wordprocessingInk" xmlns:wne="http://schemas.microsoft.com/office/word/2006/wordml" xmlns:wps="http://schemas.microsoft.com/office/word/2010/wordprocessingShape" xmlns:wpsCustomData="http://www.wps.cn/officeDocument/2013/wpsCustomData" mc:Ignorable="w14 w15 wp14">
   <w:body>
     <w:p>
       <w:pPr>
@@ -69,7 +69,6 @@
           <w:szCs w:val="21"/>
         </w:rPr>
       </w:pPr>
-      <w:bookmarkStart w:id="0" w:name="_GoBack"/>
       <w:r>
         <w:rPr>
           <w:rFonts w:hint="eastAsia" w:eastAsia="新宋体"/>
@@ -221,7 +220,6 @@
         <w:t>班级：{class}</w:t>
       </w:r>
     </w:p>
-    <w:bookmarkEnd w:id="0"/>
     <w:p>
       <w:pPr>
         <w:rPr>
@@ -2955,7 +2953,7 @@
       <w:tr>
         <w:trPr>
           <w:cantSplit/>
-          <w:trHeight w:val="1744" w:hRule="atLeast"/>
+          <w:trHeight w:val="1521" w:hRule="atLeast"/>
           <w:jc w:val="center"/>
         </w:trPr>
         <w:tc>
@@ -3057,30 +3055,13 @@
               <w:snapToGrid/>
               <w:spacing w:after="95" w:afterLines="30" w:line="320" w:lineRule="exact"/>
               <w:textAlignment w:val="auto"/>
-            </w:pPr>
-          </w:p>
-          <w:p>
-            <w:pPr>
-              <w:keepNext w:val="0"/>
-              <w:keepLines w:val="0"/>
-              <w:pageBreakBefore w:val="0"/>
-              <w:widowControl w:val="0"/>
-              <w:kinsoku/>
-              <w:wordWrap/>
-              <w:overflowPunct/>
-              <w:topLinePunct w:val="0"/>
-              <w:autoSpaceDE/>
-              <w:autoSpaceDN/>
-              <w:bidi w:val="0"/>
-              <w:adjustRightInd/>
-              <w:snapToGrid/>
-              <w:spacing w:after="95" w:afterLines="30" w:line="320" w:lineRule="exact"/>
-              <w:textAlignment w:val="auto"/>
-              <w:rPr>
-                <w:rFonts w:hint="eastAsia"/>
-                <w:lang w:val="en-US" w:eastAsia="zh-CN"/>
-              </w:rPr>
-            </w:pPr>
+              <w:rPr>
+                <w:rFonts w:hint="eastAsia"/>
+                <w:lang w:val="en-US" w:eastAsia="zh-CN"/>
+              </w:rPr>
+            </w:pPr>
+            <w:bookmarkStart w:id="0" w:name="_GoBack"/>
+            <w:bookmarkEnd w:id="0"/>
           </w:p>
         </w:tc>
       </w:tr>
@@ -3397,104 +3378,9 @@
             </w:pPr>
             <w:r>
               <w:rPr>
-                <w:rFonts w:hint="eastAsia"/>
-                <w:color w:val="FF0000"/>
-                <w:lang w:eastAsia="zh-CN"/>
-              </w:rPr>
-              <w:t>（</w:t>
-            </w:r>
-            <w:r>
-              <w:rPr>
-                <w:rFonts w:hint="eastAsia"/>
-                <w:color w:val="FF0000"/>
-                <w:lang w:val="en-US" w:eastAsia="zh-CN"/>
-              </w:rPr>
-              <w:t>此处手写：</w:t>
-            </w:r>
-            <w:r>
-              <w:rPr>
-                <w:rFonts w:hint="eastAsia" w:eastAsia="黑体"/>
-                <w:b w:val="0"/>
-                <w:bCs w:val="0"/>
-                <w:color w:val="FF0000"/>
-                <w:sz w:val="24"/>
-                <w:szCs w:val="24"/>
-              </w:rPr>
-              <w:t>“</w:t>
-            </w:r>
-            <w:r>
-              <w:rPr>
-                <w:rFonts w:eastAsia="黑体"/>
-                <w:b w:val="0"/>
-                <w:bCs w:val="0"/>
-                <w:color w:val="FF0000"/>
-                <w:sz w:val="24"/>
-                <w:szCs w:val="24"/>
-              </w:rPr>
-              <w:t>本人承诺以上所填写资料真实</w:t>
-            </w:r>
-            <w:r>
-              <w:rPr>
-                <w:rFonts w:hint="eastAsia" w:eastAsia="黑体"/>
-                <w:b w:val="0"/>
-                <w:bCs w:val="0"/>
-                <w:color w:val="FF0000"/>
-                <w:sz w:val="24"/>
-                <w:szCs w:val="24"/>
-              </w:rPr>
-              <w:t>，</w:t>
-            </w:r>
-            <w:r>
-              <w:rPr>
-                <w:rFonts w:eastAsia="黑体"/>
-                <w:b w:val="0"/>
-                <w:bCs w:val="0"/>
-                <w:color w:val="FF0000"/>
-                <w:sz w:val="24"/>
-                <w:szCs w:val="24"/>
-              </w:rPr>
-              <w:t>如有虚假</w:t>
-            </w:r>
-            <w:r>
-              <w:rPr>
-                <w:rFonts w:hint="eastAsia" w:eastAsia="黑体"/>
-                <w:b w:val="0"/>
-                <w:bCs w:val="0"/>
-                <w:color w:val="FF0000"/>
-                <w:sz w:val="24"/>
-                <w:szCs w:val="24"/>
-              </w:rPr>
-              <w:t>，</w:t>
-            </w:r>
-            <w:r>
-              <w:rPr>
-                <w:rFonts w:eastAsia="黑体"/>
-                <w:b w:val="0"/>
-                <w:bCs w:val="0"/>
-                <w:color w:val="FF0000"/>
-                <w:sz w:val="24"/>
-                <w:szCs w:val="24"/>
-              </w:rPr>
-              <w:t>愿承担相应责任</w:t>
-            </w:r>
-            <w:r>
-              <w:rPr>
-                <w:rFonts w:hint="eastAsia" w:eastAsia="黑体"/>
-                <w:b w:val="0"/>
-                <w:bCs w:val="0"/>
-                <w:color w:val="FF0000"/>
-                <w:sz w:val="24"/>
-                <w:szCs w:val="24"/>
-              </w:rPr>
-              <w:t>。”</w:t>
-            </w:r>
-            <w:r>
-              <w:rPr>
-                <w:rFonts w:hint="eastAsia"/>
-                <w:color w:val="FF0000"/>
-                <w:lang w:eastAsia="zh-CN"/>
-              </w:rPr>
-              <w:t>）</w:t>
+                <w:rFonts w:hint="eastAsia" w:ascii="新宋体" w:hAnsi="新宋体" w:eastAsia="新宋体"/>
+              </w:rPr>
+              <w:t>{commitment_text}</w:t>
             </w:r>
           </w:p>
         </w:tc>
@@ -3535,7 +3421,6 @@
           </w:tcPr>
           <w:p>
             <w:pPr>
-              <w:ind w:firstLine="1050" w:firstLineChars="500"/>
               <w:rPr>
                 <w:rFonts w:hint="eastAsia" w:ascii="新宋体" w:hAnsi="新宋体" w:eastAsia="新宋体"/>
                 <w:lang w:eastAsia="zh-CN"/>
@@ -3546,21 +3431,7 @@
                 <w:rFonts w:hint="eastAsia" w:ascii="新宋体" w:hAnsi="新宋体" w:eastAsia="新宋体"/>
                 <w:lang w:eastAsia="zh-CN"/>
               </w:rPr>
-              <w:t>（</w:t>
-            </w:r>
-            <w:r>
-              <w:rPr>
-                <w:rFonts w:hint="eastAsia" w:ascii="新宋体" w:hAnsi="新宋体" w:eastAsia="新宋体"/>
-                <w:lang w:val="en-US" w:eastAsia="zh-CN"/>
-              </w:rPr>
-              <w:t>此处手写</w:t>
-            </w:r>
-            <w:r>
-              <w:rPr>
-                <w:rFonts w:hint="eastAsia" w:ascii="新宋体" w:hAnsi="新宋体" w:eastAsia="新宋体"/>
-                <w:lang w:eastAsia="zh-CN"/>
-              </w:rPr>
-              <w:t>）</w:t>
+              <w:t>{student_signature}</w:t>
             </w:r>
           </w:p>
         </w:tc>
